--- a/Fonte_Sigilosa/대본/8부/10화_Marcos_no_fogo.docx
+++ b/Fonte_Sigilosa/대본/8부/10화_Marcos_no_fogo.docx
@@ -1378,7 +1378,7 @@
           <w:color w:val="808080"/>
           <w:sz w:val="18"/>
         </w:rPr>
-        <w:t>그러니까 킨텔라 사람이 내 딸을 따라다녔다는 거네.</w:t>
+        <w:t>그러니까 킨텔라 사람이 내 딸을 따라다니고 있다는 거네.</w:t>
       </w:r>
     </w:p>
     <w:p>
@@ -3417,7 +3417,7 @@
           <w:color w:val="808080"/>
           <w:sz w:val="18"/>
         </w:rPr>
-        <w:t>맞습니다. 뭔가를 찾고 있었어요. 그리고 그가 당신을 찾습니다.</w:t>
+        <w:t>맞습니다. 뭔가를 찾고 있었어요. 그리고 그가 당신과 얘기하게 해 달라고 했습니다.</w:t>
       </w:r>
     </w:p>
     <w:p>
